--- a/lesson-10.docx
+++ b/lesson-10.docx
@@ -4,21 +4,112 @@
   <w:body>
     <w:p>
       <w:pPr>
-        <w:pStyle w:val="Heading2"/>
-        <w:rPr>
-          <w:lang w:val="ru-RU"/>
-        </w:rPr>
-      </w:pPr>
-      <w:r>
-        <w:rPr>
-          <w:lang w:val="ru-RU"/>
-        </w:rPr>
-        <w:t>Откуда берутся конспирологи</w:t>
+        <w:rPr>
+          <w:lang w:val="ru-RU"/>
+        </w:rPr>
+      </w:pPr>
+      <w:r>
+        <w:rPr>
+          <w:lang w:val="ru-RU"/>
+        </w:rPr>
+        <w:t>#39 Статус "центров сборки" речевого поля:</w:t>
       </w:r>
     </w:p>
     <w:p>
       <w:pPr>
         <w:rPr>
+          <w:lang w:val="ru-RU"/>
+        </w:rPr>
+      </w:pPr>
+      <w:r>
+        <w:rPr>
+          <w:lang w:val="ru-RU"/>
+        </w:rPr>
+        <w:t>экспериментальная наука – ограниченность верификации, но наличие материального продукта ("техника");</w:t>
+      </w:r>
+    </w:p>
+    <w:p>
+      <w:pPr>
+        <w:rPr>
+          <w:lang w:val="ru-RU"/>
+        </w:rPr>
+      </w:pPr>
+      <w:r>
+        <w:rPr>
+          <w:lang w:val="ru-RU"/>
+        </w:rPr>
+        <w:t>теория познания – универсальность верификации, но выражена только в чистом умозрении;</w:t>
+      </w:r>
+    </w:p>
+    <w:p>
+      <w:pPr>
+        <w:rPr>
+          <w:lang w:val="ru-RU"/>
+        </w:rPr>
+      </w:pPr>
+      <w:r>
+        <w:rPr>
+          <w:lang w:val="ru-RU"/>
+        </w:rPr>
+        <w:t>#40 "Теория познания" – не тематическая область среди других ("онтология", "этика", "антропология" и т.д.), но устройство высказывания, которое выводит знания из позиции "радикального сомнения";</w:t>
+      </w:r>
+    </w:p>
+    <w:p>
+      <w:pPr>
+        <w:rPr>
+          <w:lang w:val="ru-RU"/>
+        </w:rPr>
+      </w:pPr>
+      <w:r>
+        <w:rPr>
+          <w:lang w:val="ru-RU"/>
+        </w:rPr>
+        <w:t>#41 Решение проблемы предельного основания у Декарта: факт сомнения как несомненный очевидный факт – высказывание, которое обосновывает само себя и представляет собой "формально-логический" парадокс;</w:t>
+      </w:r>
+    </w:p>
+    <w:p>
+      <w:pPr>
+        <w:rPr>
+          <w:lang w:val="ru-RU"/>
+        </w:rPr>
+      </w:pPr>
+      <w:r>
+        <w:rPr>
+          <w:lang w:val="ru-RU"/>
+        </w:rPr>
+        <w:t>#42 Имеется различие между образом/моделью мышления ("формальная логика") и реальным мышлением: способ их разделить – не выводить очевидность из логической конструкции ("образа/модели мышления"), а напротив, конструкцию – из очевидности ("интуиция");</w:t>
+      </w:r>
+    </w:p>
+    <w:p>
+      <w:pPr>
+        <w:rPr>
+          <w:lang w:val="ru-RU"/>
+        </w:rPr>
+      </w:pPr>
+      <w:r>
+        <w:rPr>
+          <w:lang w:val="ru-RU"/>
+        </w:rPr>
+        <w:t>#43 Для существования факта сомнения необходим носитель, который сомнение выражает, – "мыслящая субстанция", где под термином "мышление" понимается совокупность свойств ("актов") этой субстанции.</w:t>
+      </w:r>
+    </w:p>
+    <w:p>
+      <w:pPr>
+        <w:pStyle w:val="Heading2"/>
+        <w:rPr>
+          <w:lang w:val="ru-RU"/>
+        </w:rPr>
+      </w:pPr>
+      <w:r>
+        <w:rPr>
+          <w:lang w:val="ru-RU"/>
+        </w:rPr>
+        <w:t>Откуда берутся конспирологи</w:t>
+      </w:r>
+    </w:p>
+    <w:p>
+      <w:pPr>
+        <w:rPr>
           <w:rFonts w:ascii="Times New Roman" w:hAnsi="Times New Roman" w:cs="Times New Roman"/>
           <w:sz w:val="24"/>
           <w:szCs w:val="24"/>
@@ -715,7 +806,19 @@
           <w:u w:val="single"/>
           <w:lang w:val="ru-RU"/>
         </w:rPr>
-        <w:t>Он создал такое устройство высказывания, которое позволяет создавать и объединять, интегрировать разные позиции</w:t>
+        <w:t xml:space="preserve">Он создал такое устройство высказывания, </w:t>
+      </w:r>
+      <w:r>
+        <w:rPr>
+          <w:rFonts w:ascii="Times New Roman" w:hAnsi="Times New Roman" w:cs="Times New Roman"/>
+          <w:iCs/>
+          <w:sz w:val="24"/>
+          <w:szCs w:val="24"/>
+          <w:u w:val="single"/>
+          <w:lang w:val="ru-RU"/>
+        </w:rPr>
+        <w:lastRenderedPageBreak/>
+        <w:t>которое позволяет создавать и объединять, интегрировать разные позиции</w:t>
       </w:r>
       <w:r>
         <w:rPr>
@@ -911,17 +1014,7 @@
           <w:szCs w:val="24"/>
           <w:lang w:val="ru-RU"/>
         </w:rPr>
-        <w:t xml:space="preserve">Критика с точки зрения логики: если сомнение во всем является отсутствием предельного основания, то как факт сомнения может стать предельным основанием? Это противоречие. Получается, Декарт говорит, что предельное основание — это отсутствие </w:t>
-      </w:r>
-      <w:r>
-        <w:rPr>
-          <w:rFonts w:ascii="Times New Roman" w:hAnsi="Times New Roman" w:cs="Times New Roman"/>
-          <w:sz w:val="24"/>
-          <w:szCs w:val="24"/>
-          <w:lang w:val="ru-RU"/>
-        </w:rPr>
-        <w:lastRenderedPageBreak/>
-        <w:t>предельного основания. Возражение Декарта на критику: а почему логик не сомневается в своей логике? Ведь логика, созданная Аристотелем, является результатом наблюдения за собственным мышлением. Но эти наблюдения являются продуктом того же самого мышления! Значит нельзя утверждать, что описание мышления, созданное этим же мышлением, является верным.</w:t>
+        <w:t>Критика с точки зрения логики: если сомнение во всем является отсутствием предельного основания, то как факт сомнения может стать предельным основанием? Это противоречие. Получается, Декарт говорит, что предельное основание — это отсутствие предельного основания. Возражение Декарта на критику: а почему логик не сомневается в своей логике? Ведь логика, созданная Аристотелем, является результатом наблюдения за собственным мышлением. Но эти наблюдения являются продуктом того же самого мышления! Значит нельзя утверждать, что описание мышления, созданное этим же мышлением, является верным.</w:t>
       </w:r>
     </w:p>
     <w:p>
@@ -1392,6 +1485,7 @@
         <w:rPr>
           <w:lang w:val="ru-RU"/>
         </w:rPr>
+        <w:lastRenderedPageBreak/>
         <w:t>Доказательство чего-то кроме мыслящей субстанции</w:t>
       </w:r>
     </w:p>
@@ -1499,7 +1593,6 @@
         <w:rPr>
           <w:lang w:val="ru-RU"/>
         </w:rPr>
-        <w:lastRenderedPageBreak/>
         <w:t>Итог</w:t>
       </w:r>
     </w:p>

--- a/lesson-10.docx
+++ b/lesson-10.docx
@@ -12,7 +12,19 @@
         <w:rPr>
           <w:lang w:val="ru-RU"/>
         </w:rPr>
-        <w:t>#39 Статус "центров сборки" речевого поля:</w:t>
+        <w:t>#39</w:t>
+      </w:r>
+      <w:r>
+        <w:rPr>
+          <w:lang w:val="ru-RU"/>
+        </w:rPr>
+        <w:t>.</w:t>
+      </w:r>
+      <w:r>
+        <w:rPr>
+          <w:lang w:val="ru-RU"/>
+        </w:rPr>
+        <w:t xml:space="preserve"> Статус "центров сборки" речевого поля:</w:t>
       </w:r>
     </w:p>
     <w:p>
@@ -51,7 +63,19 @@
         <w:rPr>
           <w:lang w:val="ru-RU"/>
         </w:rPr>
-        <w:t>#40 "Теория познания" – не тематическая область среди других ("онтология", "этика", "антропология" и т.д.), но устройство высказывания, которое выводит знания из позиции "радикального сомнения";</w:t>
+        <w:t>#40</w:t>
+      </w:r>
+      <w:r>
+        <w:rPr>
+          <w:lang w:val="ru-RU"/>
+        </w:rPr>
+        <w:t>.</w:t>
+      </w:r>
+      <w:r>
+        <w:rPr>
+          <w:lang w:val="ru-RU"/>
+        </w:rPr>
+        <w:t xml:space="preserve"> "Теория познания" – не тематическая область среди других ("онтология", "этика", "антропология" и т.д.), но устройство высказывания, которое выводит знания из позиции "радикального сомнения";</w:t>
       </w:r>
     </w:p>
     <w:p>
@@ -64,7 +88,19 @@
         <w:rPr>
           <w:lang w:val="ru-RU"/>
         </w:rPr>
-        <w:t>#41 Решение проблемы предельного основания у Декарта: факт сомнения как несомненный очевидный факт – высказывание, которое обосновывает само себя и представляет собой "формально-логический" парадокс;</w:t>
+        <w:t>#41</w:t>
+      </w:r>
+      <w:r>
+        <w:rPr>
+          <w:lang w:val="ru-RU"/>
+        </w:rPr>
+        <w:t>.</w:t>
+      </w:r>
+      <w:r>
+        <w:rPr>
+          <w:lang w:val="ru-RU"/>
+        </w:rPr>
+        <w:t xml:space="preserve"> Решение проблемы предельного основания у Декарта: факт сомнения как несомненный очевидный факт – высказывание, которое обосновывает само себя и представляет собой "формально-логический" парадокс;</w:t>
       </w:r>
     </w:p>
     <w:p>
@@ -77,7 +113,19 @@
         <w:rPr>
           <w:lang w:val="ru-RU"/>
         </w:rPr>
-        <w:t>#42 Имеется различие между образом/моделью мышления ("формальная логика") и реальным мышлением: способ их разделить – не выводить очевидность из логической конструкции ("образа/модели мышления"), а напротив, конструкцию – из очевидности ("интуиция");</w:t>
+        <w:t>#42</w:t>
+      </w:r>
+      <w:r>
+        <w:rPr>
+          <w:lang w:val="ru-RU"/>
+        </w:rPr>
+        <w:t>.</w:t>
+      </w:r>
+      <w:r>
+        <w:rPr>
+          <w:lang w:val="ru-RU"/>
+        </w:rPr>
+        <w:t xml:space="preserve"> Имеется различие между образом/моделью мышления ("формальная логика") и реальным мышлением: способ их разделить – не выводить очевидность из логической конструкции ("образа/модели мышления"), а напротив, конструкцию – из очевидности ("интуиция");</w:t>
       </w:r>
     </w:p>
     <w:p>
@@ -90,7 +138,19 @@
         <w:rPr>
           <w:lang w:val="ru-RU"/>
         </w:rPr>
-        <w:t>#43 Для существования факта сомнения необходим носитель, который сомнение выражает, – "мыслящая субстанция", где под термином "мышление" понимается совокупность свойств ("актов") этой субстанции.</w:t>
+        <w:t>#43</w:t>
+      </w:r>
+      <w:r>
+        <w:rPr>
+          <w:lang w:val="ru-RU"/>
+        </w:rPr>
+        <w:t>.</w:t>
+      </w:r>
+      <w:r>
+        <w:rPr>
+          <w:lang w:val="ru-RU"/>
+        </w:rPr>
+        <w:t xml:space="preserve"> Для существования факта сомнения необходим носитель, который сомнение выражает, – "мыслящая субстанция", где под термином "мышление" понимается совокупность свойств ("актов") этой субстанции.</w:t>
       </w:r>
     </w:p>
     <w:p>
